--- a/library/_deliverables/intune-win32-app-packaging-deployment/WIN32-Solution.docx
+++ b/library/_deliverables/intune-win32-app-packaging-deployment/WIN32-Solution.docx
@@ -2045,7 +2045,7 @@
         <w:t>every</w:t>
       </w:r>
       <w:r>
-        <w:t xml:space="preserve"> Phoenixtekk solution in the </w:t>
+        <w:t xml:space="preserve"> solution in the </w:t>
       </w:r>
       <w:r>
         <w:rPr>
@@ -2355,7 +2355,7 @@
         <w:t>Why:</w:t>
       </w:r>
       <w:r>
-        <w:t xml:space="preserve"> Every Phoenixtekk solution is piloted before fleet rollout. </w:t>
+        <w:t xml:space="preserve"> Every solution is piloted before fleet rollout. </w:t>
       </w:r>
       <w:r>
         <w:rPr>
@@ -2553,7 +2553,7 @@
         <w:rPr>
           <w:b/>
         </w:rPr>
-        <w:t>The Phoenixtekk deployment model (all solutions):</w:t>
+        <w:t>The standard deployment model (all solutions):</w:t>
       </w:r>
       <w:r>
         <w:t xml:space="preserve"> </w:t>

--- a/library/_deliverables/intune-win32-app-packaging-deployment/WIN32-Solution.docx
+++ b/library/_deliverables/intune-win32-app-packaging-deployment/WIN32-Solution.docx
@@ -91,7 +91,7 @@
         <w:rPr>
           <w:b/>
         </w:rPr>
-        <w:t>Workplace Marketplace · Intune Solutions</w:t>
+        <w:t>White-label · Intune Solutions</w:t>
       </w:r>
     </w:p>
     <w:p>
@@ -6440,7 +6440,7 @@
         <w:t xml:space="preserve"> -SourceFolder C:\Packaging\ContosoLOB -SetupFile ContosoLOB.msi </w:t>
       </w:r>
       <w:r>
-        <w:t xml:space="preserve"> -OutputFolder C:\Packaging\Output EXPECTED RESULTS A single .intunewin file (e.g. ContosoLOB.intunewin) in the output folder, ready to upload in Intune (Apps &gt; Windows &gt; Add &gt; Windows app (Win32)). .NOTES Workplace Marketplace — Intune Solutions. Packaging helper; does not change Intune state. #&gt; [CmdletBinding()] param( [Parameter(Mandatory)] [string]$SourceFolder, [Parameter(Mandatory)] [string]$SetupFile, [Parameter(Mandatory)] [string]$OutputFolder, [string]$ContentPrepTool = 'C:\Tools\IntuneWinAppUtil\IntuneWinAppUtil.exe' )</w:t>
+        <w:t xml:space="preserve"> -OutputFolder C:\Packaging\Output EXPECTED RESULTS A single .intunewin file (e.g. ContosoLOB.intunewin) in the output folder, ready to upload in Intune (Apps &gt; Windows &gt; Add &gt; Windows app (Win32)). .NOTES Intune Solutions. Packaging helper; does not change Intune state. &gt; [CmdletBinding()] param( [Parameter(Mandatory)] [string]$SourceFolder, [Parameter(Mandatory)] [string]$SetupFile, [Parameter(Mandatory)] [string]$OutputFolder, [string]$ContentPrepTool = 'C:\Tools\IntuneWinAppUtil\IntuneWinAppUtil.exe' )</w:t>
       </w:r>
     </w:p>
     <w:p>
@@ -6461,7 +6461,7 @@
         <w:t xml:space="preserve"> -SourceFolder C:\Packaging\ContosoLOB -SetupFile ContosoLOB.msi </w:t>
       </w:r>
       <w:r>
-        <w:t xml:space="preserve"> -OutputFolder C:\Packaging\Output EXPECTED RESULTS A single .intunewin file (e.g. ContosoLOB.intunewin) in the output folder, ready to upload in Intune (Apps &gt; Windows &gt; Add &gt; Windows app (Win32)). .NOTES Workplace Marketplace — Intune Solutions. Packaging helper; does not change Intune state. #&gt; [CmdletBinding()] param( [Parameter(Mandatory)] [string]$SourceFolder, [Parameter(Mandatory)] [string]$SetupFile, [Parameter(Mandatory)] [string]$OutputFolder, [string]$ContentPrepTool = 'C:\Tools\IntuneWinAppUtil\IntuneWinAppUtil.exe' )</w:t>
+        <w:t xml:space="preserve"> -OutputFolder C:\Packaging\Output EXPECTED RESULTS A single .intunewin file (e.g. ContosoLOB.intunewin) in the output folder, ready to upload in Intune (Apps &gt; Windows &gt; Add &gt; Windows app (Win32)). .NOTES Intune Solutions. Packaging helper; does not change Intune state. &gt; [CmdletBinding()] param( [Parameter(Mandatory)] [string]$SourceFolder, [Parameter(Mandatory)] [string]$SetupFile, [Parameter(Mandatory)] [string]$OutputFolder, [string]$ContentPrepTool = 'C:\Tools\IntuneWinAppUtil\IntuneWinAppUtil.exe' )</w:t>
       </w:r>
     </w:p>
     <w:p>
@@ -6480,7 +6480,7 @@
         <w:t>Purpose:</w:t>
       </w:r>
       <w:r>
-        <w:t xml:space="preserve"> For a device where a Win32 app failed, this forces an Intune/MDM sync so the IME re-evaluates and retries the assignment, and (optionally) clears the IME's local app-grace state so the install is re-attempted on the next cycle. Defaults to -WhatIf: it reports what it WOULD do and changes nothing until you pass -WhatIf:$false. HOW TO RUN Preview (default, no changes):  powershell -ExecutionPolicy Bypass -File .\WIN32-Remediation.ps1 Apply (elevated):               powershell -ExecutionPolicy Bypass -File .\WIN32-Remediation.ps1 -WhatIf:$false EXPECTED RESULTS In preview: a list of the sync/retry actions that would run. When applied: an MDM sync is requested so the IME retries the failed Win32 app. Re-check with WIN32-Validation.ps1 / WIN32-Report.ps1. .NOTES Workplace Marketplace — Intune Solutions. Default -WhatIf; supports ShouldProcess. #&gt; [CmdletBinding(SupportsShouldProcess, ConfirmImpact='Medium')] param( [switch]$ClearImeGraceState ) # Make -WhatIf the default unless the caller explicitly turns it off. if (-not $PSBoundParameters.ContainsKey('WhatIf')) { $WhatIfPreference = $true }</w:t>
+        <w:t xml:space="preserve"> For a device where a Win32 app failed, this forces an Intune/MDM sync so the IME re-evaluates and retries the assignment, and (optionally) clears the IME's local app-grace state so the install is re-attempted on the next cycle. Defaults to -WhatIf: it reports what it WOULD do and changes nothing until you pass -WhatIf:$false. HOW TO RUN Preview (default, no changes):  powershell -ExecutionPolicy Bypass -File .\WIN32-Remediation.ps1 Apply (elevated):               powershell -ExecutionPolicy Bypass -File .\WIN32-Remediation.ps1 -WhatIf:$false EXPECTED RESULTS In preview: a list of the sync/retry actions that would run. When applied: an MDM sync is requested so the IME retries the failed Win32 app. Re-check with WIN32-Validation.ps1 / WIN32-Report.ps1. .NOTES Intune Solutions. Default -WhatIf; supports ShouldProcess. &gt; [CmdletBinding(SupportsShouldProcess, ConfirmImpact='Medium')] param( [switch]$ClearImeGraceState ) Make -WhatIf the default unless the caller explicitly turns it off. if (-not $PSBoundParameters.ContainsKey('WhatIf')) { $WhatIfPreference = $true }</w:t>
       </w:r>
     </w:p>
     <w:p>
@@ -6491,7 +6491,7 @@
         <w:t>How to run:</w:t>
       </w:r>
       <w:r>
-        <w:t xml:space="preserve"> Preview (default, no changes):  powershell -ExecutionPolicy Bypass -File .\WIN32-Remediation.ps1 Apply (elevated):               powershell -ExecutionPolicy Bypass -File .\WIN32-Remediation.ps1 -WhatIf:$false EXPECTED RESULTS In preview: a list of the sync/retry actions that would run. When applied: an MDM sync is requested so the IME retries the failed Win32 app. Re-check with WIN32-Validation.ps1 / WIN32-Report.ps1. .NOTES Workplace Marketplace — Intune Solutions. Default -WhatIf; supports ShouldProcess. #&gt; [CmdletBinding(SupportsShouldProcess, ConfirmImpact='Medium')] param( [switch]$ClearImeGraceState ) # Make -WhatIf the default unless the caller explicitly turns it off. if (-not $PSBoundParameters.ContainsKey('WhatIf')) { $WhatIfPreference = $true }</w:t>
+        <w:t xml:space="preserve"> Preview (default, no changes):  powershell -ExecutionPolicy Bypass -File .\WIN32-Remediation.ps1 Apply (elevated):               powershell -ExecutionPolicy Bypass -File .\WIN32-Remediation.ps1 -WhatIf:$false EXPECTED RESULTS In preview: a list of the sync/retry actions that would run. When applied: an MDM sync is requested so the IME retries the failed Win32 app. Re-check with WIN32-Validation.ps1 / WIN32-Report.ps1. .NOTES Intune Solutions. Default -WhatIf; supports ShouldProcess. &gt; [CmdletBinding(SupportsShouldProcess, ConfirmImpact='Medium')] param( [switch]$ClearImeGraceState ) Make -WhatIf the default unless the caller explicitly turns it off. if (-not $PSBoundParameters.ContainsKey('WhatIf')) { $WhatIfPreference = $true }</w:t>
       </w:r>
     </w:p>
     <w:p>
@@ -6510,7 +6510,7 @@
         <w:t>Purpose:</w:t>
       </w:r>
       <w:r>
-        <w:t xml:space="preserve"> Read-only report of how a Win32 app (or all Win32 apps) is deploying across the fleet — Installed / Failed / Not applicable / Pending counts, optionally per device. Use it to gate the pilot before expanding and to chase failures. HOW TO RUN powershell -ExecutionPolicy Bypass -File .\WIN32-Report.ps1 powershell -ExecutionPolicy Bypass -File .\WIN32-Report.ps1 -AppName "Contoso LOB Suite – Win32 – v4.2.0" -CsvPath C:\Temp\win32.csv Requires the Microsoft Graph SDK and DeviceManagementApps.Read.All. EXPECTED RESULTS A status summary per Win32 app and, with -CsvPath, a per-device CSV (device, app, install state). .NOTES Workplace Marketplace — Intune Solutions. Read-only against Graph. #&gt; [CmdletBinding()] param( [string]$AppName, [string]$CsvPath )</w:t>
+        <w:t xml:space="preserve"> Read-only report of how a Win32 app (or all Win32 apps) is deploying across the fleet — Installed / Failed / Not applicable / Pending counts, optionally per device. Use it to gate the pilot before expanding and to chase failures. HOW TO RUN powershell -ExecutionPolicy Bypass -File .\WIN32-Report.ps1 powershell -ExecutionPolicy Bypass -File .\WIN32-Report.ps1 -AppName "Contoso LOB Suite – Win32 – v4.2.0" -CsvPath C:\Temp\win32.csv Requires the Microsoft Graph SDK and DeviceManagementApps.Read.All. EXPECTED RESULTS A status summary per Win32 app and, with -CsvPath, a per-device CSV (device, app, install state). .NOTES Intune Solutions. Read-only against Graph. &gt; [CmdletBinding()] param( [string]$AppName, [string]$CsvPath )</w:t>
       </w:r>
     </w:p>
     <w:p>
@@ -6521,7 +6521,7 @@
         <w:t>How to run:</w:t>
       </w:r>
       <w:r>
-        <w:t xml:space="preserve"> powershell -ExecutionPolicy Bypass -File .\WIN32-Report.ps1 powershell -ExecutionPolicy Bypass -File .\WIN32-Report.ps1 -AppName "Contoso LOB Suite – Win32 – v4.2.0" -CsvPath C:\Temp\win32.csv Requires the Microsoft Graph SDK and DeviceManagementApps.Read.All. EXPECTED RESULTS A status summary per Win32 app and, with -CsvPath, a per-device CSV (device, app, install state). .NOTES Workplace Marketplace — Intune Solutions. Read-only against Graph. #&gt; [CmdletBinding()] param( [string]$AppName, [string]$CsvPath )</w:t>
+        <w:t xml:space="preserve"> powershell -ExecutionPolicy Bypass -File .\WIN32-Report.ps1 powershell -ExecutionPolicy Bypass -File .\WIN32-Report.ps1 -AppName "Contoso LOB Suite – Win32 – v4.2.0" -CsvPath C:\Temp\win32.csv Requires the Microsoft Graph SDK and DeviceManagementApps.Read.All. EXPECTED RESULTS A status summary per Win32 app and, with -CsvPath, a per-device CSV (device, app, install state). .NOTES Intune Solutions. Read-only against Graph. &gt; [CmdletBinding()] param( [string]$AppName, [string]$CsvPath )</w:t>
       </w:r>
     </w:p>
     <w:p>
@@ -6540,7 +6540,7 @@
         <w:t>Purpose:</w:t>
       </w:r>
       <w:r>
-        <w:t xml:space="preserve"> Creates (or reuses) the two Microsoft Entra security groups used to ring Win32 app assignments, using the &lt;Purpose&gt; – &lt;Scope&gt; – &lt;Stage&gt; naming convention: "App Deployment – Pilot Devices – Ring 1"  (a few representative devices) "App Deployment – Broad Devices – Ring 2"  (the rest of the fleet) Optionally adds device objects (by Entra deviceId) to the pilot group. Assign the Win32 app to Ring 1 first, validate, then expand to Ring 2 (see the Implementation Guide). HOW TO RUN powershell -ExecutionPolicy Bypass -File .\WIN32-Set-RingTargeting.ps1 powershell -ExecutionPolicy Bypass -File .\WIN32-Set-RingTargeting.ps1 -PilotDeviceIds "id1","id2" Requires the Microsoft Graph SDK and Group.ReadWrite.All (+ Device.Read.All to add members). EXPECTED RESULTS The two ring groups exist (created if missing) and any supplied pilot devices are added to Ring 1. The script prints each group's object id for use in the app assignment. .NOTES Workplace Marketplace — Intune Solutions. Creates Entra security groups; gated by ShouldProcess. #&gt; [CmdletBinding(SupportsShouldProcess)] param( [string]$PilotGroupName = 'App Deployment – Pilot Devices – Ring 1', [string]$BroadGroupName = 'App Deployment – Broad Devices – Ring 2', [string[]]$PilotDeviceIds )</w:t>
+        <w:t xml:space="preserve"> Creates (or reuses) the two Microsoft Entra security groups used to ring Win32 app assignments, using the &lt;Purpose&gt; – &lt;Scope&gt; – &lt;Stage&gt; naming convention: "App Deployment – Pilot Devices – Ring 1"  (a few representative devices) "App Deployment – Broad Devices – Ring 2"  (the rest of the fleet) Optionally adds device objects (by Entra deviceId) to the pilot group. Assign the Win32 app to Ring 1 first, validate, then expand to Ring 2 (see the Implementation Guide). HOW TO RUN powershell -ExecutionPolicy Bypass -File .\WIN32-Set-RingTargeting.ps1 powershell -ExecutionPolicy Bypass -File .\WIN32-Set-RingTargeting.ps1 -PilotDeviceIds "id1","id2" Requires the Microsoft Graph SDK and Group.ReadWrite.All (+ Device.Read.All to add members). EXPECTED RESULTS The two ring groups exist (created if missing) and any supplied pilot devices are added to Ring 1. The script prints each group's object id for use in the app assignment. .NOTES Intune Solutions. Creates Entra security groups; gated by ShouldProcess. &gt; [CmdletBinding(SupportsShouldProcess)] param( [string]$PilotGroupName = 'App Deployment – Pilot Devices – Ring 1', [string]$BroadGroupName = 'App Deployment – Broad Devices – Ring 2', [string[]]$PilotDeviceIds )</w:t>
       </w:r>
     </w:p>
     <w:p>
@@ -6551,7 +6551,7 @@
         <w:t>How to run:</w:t>
       </w:r>
       <w:r>
-        <w:t xml:space="preserve"> powershell -ExecutionPolicy Bypass -File .\WIN32-Set-RingTargeting.ps1 powershell -ExecutionPolicy Bypass -File .\WIN32-Set-RingTargeting.ps1 -PilotDeviceIds "id1","id2" Requires the Microsoft Graph SDK and Group.ReadWrite.All (+ Device.Read.All to add members). EXPECTED RESULTS The two ring groups exist (created if missing) and any supplied pilot devices are added to Ring 1. The script prints each group's object id for use in the app assignment. .NOTES Workplace Marketplace — Intune Solutions. Creates Entra security groups; gated by ShouldProcess. #&gt; [CmdletBinding(SupportsShouldProcess)] param( [string]$PilotGroupName = 'App Deployment – Pilot Devices – Ring 1', [string]$BroadGroupName = 'App Deployment – Broad Devices – Ring 2', [string[]]$PilotDeviceIds )</w:t>
+        <w:t xml:space="preserve"> powershell -ExecutionPolicy Bypass -File .\WIN32-Set-RingTargeting.ps1 powershell -ExecutionPolicy Bypass -File .\WIN32-Set-RingTargeting.ps1 -PilotDeviceIds "id1","id2" Requires the Microsoft Graph SDK and Group.ReadWrite.All (+ Device.Read.All to add members). EXPECTED RESULTS The two ring groups exist (created if missing) and any supplied pilot devices are added to Ring 1. The script prints each group's object id for use in the app assignment. .NOTES Intune Solutions. Creates Entra security groups; gated by ShouldProcess. &gt; [CmdletBinding(SupportsShouldProcess)] param( [string]$PilotGroupName = 'App Deployment – Pilot Devices – Ring 1', [string]$BroadGroupName = 'App Deployment – Broad Devices – Ring 2', [string[]]$PilotDeviceIds )</w:t>
       </w:r>
     </w:p>
     <w:p>
@@ -6580,7 +6580,7 @@
         <w:t xml:space="preserve"> -FilePath "C:\Program Files\Contoso\LOB\ContosoLOB.exe" -MinVersion 4.2.0 Registry value: powershell -ExecutionPolicy Bypass -File .\WIN32-Validation.ps1 -DetectionType Registry </w:t>
       </w:r>
       <w:r>
-        <w:t xml:space="preserve"> -RegPath "HKLM:\SOFTWARE\Contoso\LOB" -RegName "Version" -RegValue "4.2.0" EXPECTED RESULTS IME service status, and DETECTED / NOT DETECTED for the chosen rule. No changes are made. .NOTES Workplace Marketplace — Intune Solutions. Read-only; no system changes. #&gt; [CmdletBinding()] param( [ValidateSet('MSI','File','Registry')] [string]$DetectionType = 'MSI', [string]$ProductCode, [string]$FilePath, [string]$MinVersion, [string]$RegPath, [string]$RegName, [string]$RegValue )</w:t>
+        <w:t xml:space="preserve"> -RegPath "HKLM:\SOFTWARE\Contoso\LOB" -RegName "Version" -RegValue "4.2.0" EXPECTED RESULTS IME service status, and DETECTED / NOT DETECTED for the chosen rule. No changes are made. .NOTES Intune Solutions. Read-only; no system changes. &gt; [CmdletBinding()] param( [ValidateSet('MSI','File','Registry')] [string]$DetectionType = 'MSI', [string]$ProductCode, [string]$FilePath, [string]$MinVersion, [string]$RegPath, [string]$RegName, [string]$RegValue )</w:t>
       </w:r>
     </w:p>
     <w:p>
@@ -6601,7 +6601,7 @@
         <w:t xml:space="preserve"> -FilePath "C:\Program Files\Contoso\LOB\ContosoLOB.exe" -MinVersion 4.2.0 Registry value: powershell -ExecutionPolicy Bypass -File .\WIN32-Validation.ps1 -DetectionType Registry </w:t>
       </w:r>
       <w:r>
-        <w:t xml:space="preserve"> -RegPath "HKLM:\SOFTWARE\Contoso\LOB" -RegName "Version" -RegValue "4.2.0" EXPECTED RESULTS IME service status, and DETECTED / NOT DETECTED for the chosen rule. No changes are made. .NOTES Workplace Marketplace — Intune Solutions. Read-only; no system changes. #&gt; [CmdletBinding()] param( [ValidateSet('MSI','File','Registry')] [string]$DetectionType = 'MSI', [string]$ProductCode, [string]$FilePath, [string]$MinVersion, [string]$RegPath, [string]$RegName, [string]$RegValue )</w:t>
+        <w:t xml:space="preserve"> -RegPath "HKLM:\SOFTWARE\Contoso\LOB" -RegName "Version" -RegValue "4.2.0" EXPECTED RESULTS IME service status, and DETECTED / NOT DETECTED for the chosen rule. No changes are made. .NOTES Intune Solutions. Read-only; no system changes. &gt; [CmdletBinding()] param( [ValidateSet('MSI','File','Registry')] [string]$DetectionType = 'MSI', [string]$ProductCode, [string]$FilePath, [string]$MinVersion, [string]$RegPath, [string]$RegName, [string]$RegValue )</w:t>
       </w:r>
     </w:p>
     <w:sectPr>
